--- a/СКРИПТЫ BASH.docx
+++ b/СКРИПТЫ BASH.docx
@@ -1,6 +1,6 @@
 
 <file path=word/document.xml><?xml version="1.0" encoding="utf-8"?>
-<w:document xmlns:wpc="http://schemas.microsoft.com/office/word/2010/wordprocessingCanvas" xmlns:mc="http://schemas.openxmlformats.org/markup-compatibility/2006" xmlns:o="urn:schemas-microsoft-com:office:office" xmlns:r="http://schemas.openxmlformats.org/officeDocument/2006/relationships" xmlns:m="http://schemas.openxmlformats.org/officeDocument/2006/math" xmlns:v="urn:schemas-microsoft-com:vml" xmlns:wp14="http://schemas.microsoft.com/office/word/2010/wordprocessingDrawing" xmlns:wp="http://schemas.openxmlformats.org/drawingml/2006/wordprocessingDrawing" xmlns:w10="urn:schemas-microsoft-com:office:word" xmlns:w="http://schemas.openxmlformats.org/wordprocessingml/2006/main" xmlns:w14="http://schemas.microsoft.com/office/word/2010/wordml" xmlns:w15="http://schemas.microsoft.com/office/word/2012/wordml" xmlns:wpg="http://schemas.microsoft.com/office/word/2010/wordprocessingGroup" xmlns:wpi="http://schemas.microsoft.com/office/word/2010/wordprocessingInk" xmlns:wne="http://schemas.microsoft.com/office/word/2006/wordml" xmlns:wps="http://schemas.microsoft.com/office/word/2010/wordprocessingShape" mc:Ignorable="w14 w15 wp14">
+<w:document xmlns:wpc="http://schemas.microsoft.com/office/word/2010/wordprocessingCanvas" xmlns:cx="http://schemas.microsoft.com/office/drawing/2014/chartex" xmlns:mc="http://schemas.openxmlformats.org/markup-compatibility/2006" xmlns:o="urn:schemas-microsoft-com:office:office" xmlns:r="http://schemas.openxmlformats.org/officeDocument/2006/relationships" xmlns:m="http://schemas.openxmlformats.org/officeDocument/2006/math" xmlns:v="urn:schemas-microsoft-com:vml" xmlns:wp14="http://schemas.microsoft.com/office/word/2010/wordprocessingDrawing" xmlns:wp="http://schemas.openxmlformats.org/drawingml/2006/wordprocessingDrawing" xmlns:w10="urn:schemas-microsoft-com:office:word" xmlns:w="http://schemas.openxmlformats.org/wordprocessingml/2006/main" xmlns:w14="http://schemas.microsoft.com/office/word/2010/wordml" xmlns:w15="http://schemas.microsoft.com/office/word/2012/wordml" xmlns:w16se="http://schemas.microsoft.com/office/word/2015/wordml/symex" xmlns:wpg="http://schemas.microsoft.com/office/word/2010/wordprocessingGroup" xmlns:wpi="http://schemas.microsoft.com/office/word/2010/wordprocessingInk" xmlns:wne="http://schemas.microsoft.com/office/word/2006/wordml" xmlns:wps="http://schemas.microsoft.com/office/word/2010/wordprocessingShape" mc:Ignorable="w14 w15 w16se wp14">
   <w:body>
     <w:p>
       <w:pPr>
@@ -393,6 +393,138 @@
         </w:rPr>
         <w:t xml:space="preserve"> сохранит текст </w:t>
       </w:r>
+    </w:p>
+    <w:p>
+      <w:pPr>
+        <w:pStyle w:val="HTML"/>
+        <w:shd w:val="clear" w:color="auto" w:fill="FFFFFF"/>
+        <w:rPr>
+          <w:rStyle w:val="a3"/>
+          <w:rFonts w:ascii="Arial" w:hAnsi="Arial" w:cs="Arial"/>
+          <w:b w:val="0"/>
+          <w:color w:val="666D70"/>
+          <w:sz w:val="21"/>
+          <w:szCs w:val="21"/>
+          <w:shd w:val="clear" w:color="auto" w:fill="FFFFFF"/>
+        </w:rPr>
+      </w:pPr>
+      <w:r>
+        <w:rPr>
+          <w:rStyle w:val="a3"/>
+          <w:rFonts w:ascii="Arial" w:hAnsi="Arial" w:cs="Arial"/>
+          <w:b w:val="0"/>
+          <w:color w:val="666D70"/>
+          <w:sz w:val="21"/>
+          <w:szCs w:val="21"/>
+          <w:shd w:val="clear" w:color="auto" w:fill="FFFFFF"/>
+          <w:lang w:val="en-US"/>
+        </w:rPr>
+        <w:t>myOS</w:t>
+      </w:r>
+      <w:r>
+        <w:rPr>
+          <w:rStyle w:val="a3"/>
+          <w:rFonts w:ascii="Arial" w:hAnsi="Arial" w:cs="Arial"/>
+          <w:b w:val="0"/>
+          <w:color w:val="666D70"/>
+          <w:sz w:val="21"/>
+          <w:szCs w:val="21"/>
+          <w:shd w:val="clear" w:color="auto" w:fill="FFFFFF"/>
+        </w:rPr>
+        <w:t>=`</w:t>
+      </w:r>
+      <w:r>
+        <w:rPr>
+          <w:rStyle w:val="a3"/>
+          <w:rFonts w:ascii="Arial" w:hAnsi="Arial" w:cs="Arial"/>
+          <w:b w:val="0"/>
+          <w:color w:val="666D70"/>
+          <w:sz w:val="21"/>
+          <w:szCs w:val="21"/>
+          <w:shd w:val="clear" w:color="auto" w:fill="FFFFFF"/>
+          <w:lang w:val="en-US"/>
+        </w:rPr>
+        <w:t>uname</w:t>
+      </w:r>
+      <w:r>
+        <w:rPr>
+          <w:rStyle w:val="a3"/>
+          <w:rFonts w:ascii="Arial" w:hAnsi="Arial" w:cs="Arial"/>
+          <w:b w:val="0"/>
+          <w:color w:val="666D70"/>
+          <w:sz w:val="21"/>
+          <w:szCs w:val="21"/>
+          <w:shd w:val="clear" w:color="auto" w:fill="FFFFFF"/>
+        </w:rPr>
+        <w:t xml:space="preserve"> –</w:t>
+      </w:r>
+      <w:r>
+        <w:rPr>
+          <w:rStyle w:val="a3"/>
+          <w:rFonts w:ascii="Arial" w:hAnsi="Arial" w:cs="Arial"/>
+          <w:b w:val="0"/>
+          <w:color w:val="666D70"/>
+          <w:sz w:val="21"/>
+          <w:szCs w:val="21"/>
+          <w:shd w:val="clear" w:color="auto" w:fill="FFFFFF"/>
+          <w:lang w:val="en-US"/>
+        </w:rPr>
+        <w:t>a</w:t>
+      </w:r>
+      <w:r>
+        <w:rPr>
+          <w:rStyle w:val="a3"/>
+          <w:rFonts w:ascii="Arial" w:hAnsi="Arial" w:cs="Arial"/>
+          <w:b w:val="0"/>
+          <w:color w:val="666D70"/>
+          <w:sz w:val="21"/>
+          <w:szCs w:val="21"/>
+          <w:shd w:val="clear" w:color="auto" w:fill="FFFFFF"/>
+        </w:rPr>
+        <w:t>`</w:t>
+      </w:r>
+      <w:r>
+        <w:rPr>
+          <w:rStyle w:val="a3"/>
+          <w:rFonts w:ascii="Arial" w:hAnsi="Arial" w:cs="Arial"/>
+          <w:b w:val="0"/>
+          <w:color w:val="666D70"/>
+          <w:sz w:val="21"/>
+          <w:szCs w:val="21"/>
+          <w:shd w:val="clear" w:color="auto" w:fill="FFFFFF"/>
+        </w:rPr>
+        <w:t xml:space="preserve"> выполняется как команда</w:t>
+      </w:r>
+    </w:p>
+    <w:p>
+      <w:pPr>
+        <w:pStyle w:val="HTML"/>
+        <w:shd w:val="clear" w:color="auto" w:fill="FFFFFF"/>
+        <w:rPr>
+          <w:rStyle w:val="a3"/>
+          <w:rFonts w:ascii="Arial" w:hAnsi="Arial" w:cs="Arial"/>
+          <w:b w:val="0"/>
+          <w:color w:val="666D70"/>
+          <w:sz w:val="21"/>
+          <w:szCs w:val="21"/>
+          <w:shd w:val="clear" w:color="auto" w:fill="FFFFFF"/>
+        </w:rPr>
+      </w:pPr>
+    </w:p>
+    <w:p>
+      <w:pPr>
+        <w:pStyle w:val="HTML"/>
+        <w:shd w:val="clear" w:color="auto" w:fill="FFFFFF"/>
+        <w:rPr>
+          <w:rStyle w:val="a3"/>
+          <w:rFonts w:ascii="Arial" w:hAnsi="Arial" w:cs="Arial"/>
+          <w:b w:val="0"/>
+          <w:color w:val="666D70"/>
+          <w:sz w:val="21"/>
+          <w:szCs w:val="21"/>
+          <w:shd w:val="clear" w:color="auto" w:fill="FFFFFF"/>
+        </w:rPr>
+      </w:pPr>
       <w:bookmarkStart w:id="0" w:name="_GoBack"/>
       <w:bookmarkEnd w:id="0"/>
     </w:p>
@@ -410,165 +542,6 @@
           <w:shd w:val="clear" w:color="auto" w:fill="FFFFFF"/>
         </w:rPr>
       </w:pPr>
-      <w:r>
-        <w:rPr>
-          <w:rStyle w:val="a3"/>
-          <w:rFonts w:ascii="Arial" w:hAnsi="Arial" w:cs="Arial"/>
-          <w:b w:val="0"/>
-          <w:color w:val="666D70"/>
-          <w:sz w:val="21"/>
-          <w:szCs w:val="21"/>
-          <w:shd w:val="clear" w:color="auto" w:fill="FFFFFF"/>
-          <w:lang w:val="en-US"/>
-        </w:rPr>
-        <w:t>myOS</w:t>
-      </w:r>
-      <w:r>
-        <w:rPr>
-          <w:rStyle w:val="a3"/>
-          <w:rFonts w:ascii="Arial" w:hAnsi="Arial" w:cs="Arial"/>
-          <w:b w:val="0"/>
-          <w:color w:val="666D70"/>
-          <w:sz w:val="21"/>
-          <w:szCs w:val="21"/>
-          <w:shd w:val="clear" w:color="auto" w:fill="FFFFFF"/>
-        </w:rPr>
-        <w:t>=`</w:t>
-      </w:r>
-      <w:r>
-        <w:rPr>
-          <w:rStyle w:val="a3"/>
-          <w:rFonts w:ascii="Arial" w:hAnsi="Arial" w:cs="Arial"/>
-          <w:b w:val="0"/>
-          <w:color w:val="666D70"/>
-          <w:sz w:val="21"/>
-          <w:szCs w:val="21"/>
-          <w:shd w:val="clear" w:color="auto" w:fill="FFFFFF"/>
-          <w:lang w:val="en-US"/>
-        </w:rPr>
-        <w:t>uname</w:t>
-      </w:r>
-      <w:r>
-        <w:rPr>
-          <w:rStyle w:val="a3"/>
-          <w:rFonts w:ascii="Arial" w:hAnsi="Arial" w:cs="Arial"/>
-          <w:b w:val="0"/>
-          <w:color w:val="666D70"/>
-          <w:sz w:val="21"/>
-          <w:szCs w:val="21"/>
-          <w:shd w:val="clear" w:color="auto" w:fill="FFFFFF"/>
-        </w:rPr>
-        <w:t xml:space="preserve"> –</w:t>
-      </w:r>
-      <w:r>
-        <w:rPr>
-          <w:rStyle w:val="a3"/>
-          <w:rFonts w:ascii="Arial" w:hAnsi="Arial" w:cs="Arial"/>
-          <w:b w:val="0"/>
-          <w:color w:val="666D70"/>
-          <w:sz w:val="21"/>
-          <w:szCs w:val="21"/>
-          <w:shd w:val="clear" w:color="auto" w:fill="FFFFFF"/>
-          <w:lang w:val="en-US"/>
-        </w:rPr>
-        <w:t>a</w:t>
-      </w:r>
-      <w:r>
-        <w:rPr>
-          <w:rStyle w:val="a3"/>
-          <w:rFonts w:ascii="Arial" w:hAnsi="Arial" w:cs="Arial"/>
-          <w:b w:val="0"/>
-          <w:color w:val="666D70"/>
-          <w:sz w:val="21"/>
-          <w:szCs w:val="21"/>
-          <w:shd w:val="clear" w:color="auto" w:fill="FFFFFF"/>
-        </w:rPr>
-        <w:t>`</w:t>
-      </w:r>
-      <w:r>
-        <w:rPr>
-          <w:rStyle w:val="a3"/>
-          <w:rFonts w:ascii="Arial" w:hAnsi="Arial" w:cs="Arial"/>
-          <w:b w:val="0"/>
-          <w:color w:val="666D70"/>
-          <w:sz w:val="21"/>
-          <w:szCs w:val="21"/>
-          <w:shd w:val="clear" w:color="auto" w:fill="FFFFFF"/>
-        </w:rPr>
-        <w:t xml:space="preserve"> </w:t>
-      </w:r>
-      <w:r>
-        <w:rPr>
-          <w:rStyle w:val="a3"/>
-          <w:rFonts w:ascii="Arial" w:hAnsi="Arial" w:cs="Arial"/>
-          <w:b w:val="0"/>
-          <w:color w:val="666D70"/>
-          <w:sz w:val="21"/>
-          <w:szCs w:val="21"/>
-          <w:shd w:val="clear" w:color="auto" w:fill="FFFFFF"/>
-        </w:rPr>
-        <w:t>выполняется как команда</w:t>
-      </w:r>
-    </w:p>
-    <w:p>
-      <w:pPr>
-        <w:pStyle w:val="HTML"/>
-        <w:shd w:val="clear" w:color="auto" w:fill="FFFFFF"/>
-        <w:rPr>
-          <w:rStyle w:val="a3"/>
-          <w:rFonts w:ascii="Arial" w:hAnsi="Arial" w:cs="Arial"/>
-          <w:b w:val="0"/>
-          <w:color w:val="666D70"/>
-          <w:sz w:val="21"/>
-          <w:szCs w:val="21"/>
-          <w:shd w:val="clear" w:color="auto" w:fill="FFFFFF"/>
-        </w:rPr>
-      </w:pPr>
-    </w:p>
-    <w:p>
-      <w:pPr>
-        <w:pStyle w:val="HTML"/>
-        <w:shd w:val="clear" w:color="auto" w:fill="FFFFFF"/>
-        <w:rPr>
-          <w:rStyle w:val="a3"/>
-          <w:rFonts w:ascii="Arial" w:hAnsi="Arial" w:cs="Arial"/>
-          <w:b w:val="0"/>
-          <w:color w:val="666D70"/>
-          <w:sz w:val="21"/>
-          <w:szCs w:val="21"/>
-          <w:shd w:val="clear" w:color="auto" w:fill="FFFFFF"/>
-        </w:rPr>
-      </w:pPr>
-    </w:p>
-    <w:p>
-      <w:pPr>
-        <w:pStyle w:val="HTML"/>
-        <w:shd w:val="clear" w:color="auto" w:fill="FFFFFF"/>
-        <w:rPr>
-          <w:rStyle w:val="a3"/>
-          <w:rFonts w:ascii="Arial" w:hAnsi="Arial" w:cs="Arial"/>
-          <w:b w:val="0"/>
-          <w:color w:val="666D70"/>
-          <w:sz w:val="21"/>
-          <w:szCs w:val="21"/>
-          <w:shd w:val="clear" w:color="auto" w:fill="FFFFFF"/>
-        </w:rPr>
-      </w:pPr>
-    </w:p>
-    <w:p>
-      <w:pPr>
-        <w:pStyle w:val="HTML"/>
-        <w:shd w:val="clear" w:color="auto" w:fill="FFFFFF"/>
-        <w:rPr>
-          <w:rStyle w:val="a3"/>
-          <w:rFonts w:ascii="Arial" w:hAnsi="Arial" w:cs="Arial"/>
-          <w:b w:val="0"/>
-          <w:color w:val="666D70"/>
-          <w:sz w:val="21"/>
-          <w:szCs w:val="21"/>
-          <w:shd w:val="clear" w:color="auto" w:fill="FFFFFF"/>
-        </w:rPr>
-      </w:pPr>
     </w:p>
     <w:p>
       <w:pPr>
@@ -2610,7 +2583,6 @@
           <w:shd w:val="clear" w:color="auto" w:fill="FFFFFF"/>
           <w:lang w:val="en-US"/>
         </w:rPr>
-        <w:lastRenderedPageBreak/>
         <w:tab/>
         <w:t>1) echo "This is one";;</w:t>
       </w:r>
@@ -2641,6 +2613,7 @@
           <w:shd w:val="clear" w:color="auto" w:fill="FFFFFF"/>
           <w:lang w:val="en-US"/>
         </w:rPr>
+        <w:lastRenderedPageBreak/>
         <w:t xml:space="preserve">     [2-9]) echo "Two-nine";;</w:t>
       </w:r>
     </w:p>
@@ -4054,36 +4027,36 @@
           <w:shd w:val="clear" w:color="auto" w:fill="FFFFFF"/>
           <w:lang w:val="en-US"/>
         </w:rPr>
+        <w:t xml:space="preserve">myFunction  10 20 30 </w:t>
+      </w:r>
+    </w:p>
+    <w:p>
+      <w:pPr>
+        <w:pStyle w:val="HTML"/>
+        <w:shd w:val="clear" w:color="auto" w:fill="FFFFFF"/>
+        <w:rPr>
+          <w:rStyle w:val="a3"/>
+          <w:rFonts w:ascii="Arial" w:hAnsi="Arial" w:cs="Arial"/>
+          <w:b w:val="0"/>
+          <w:color w:val="666D70"/>
+          <w:sz w:val="21"/>
+          <w:szCs w:val="21"/>
+          <w:shd w:val="clear" w:color="auto" w:fill="FFFFFF"/>
+          <w:lang w:val="en-US"/>
+        </w:rPr>
+      </w:pPr>
+      <w:r>
+        <w:rPr>
+          <w:rStyle w:val="a3"/>
+          <w:rFonts w:ascii="Arial" w:hAnsi="Arial" w:cs="Arial"/>
+          <w:b w:val="0"/>
+          <w:color w:val="666D70"/>
+          <w:sz w:val="21"/>
+          <w:szCs w:val="21"/>
+          <w:shd w:val="clear" w:color="auto" w:fill="FFFFFF"/>
+          <w:lang w:val="en-US"/>
+        </w:rPr>
         <w:lastRenderedPageBreak/>
-        <w:t xml:space="preserve">myFunction  10 20 30 </w:t>
-      </w:r>
-    </w:p>
-    <w:p>
-      <w:pPr>
-        <w:pStyle w:val="HTML"/>
-        <w:shd w:val="clear" w:color="auto" w:fill="FFFFFF"/>
-        <w:rPr>
-          <w:rStyle w:val="a3"/>
-          <w:rFonts w:ascii="Arial" w:hAnsi="Arial" w:cs="Arial"/>
-          <w:b w:val="0"/>
-          <w:color w:val="666D70"/>
-          <w:sz w:val="21"/>
-          <w:szCs w:val="21"/>
-          <w:shd w:val="clear" w:color="auto" w:fill="FFFFFF"/>
-          <w:lang w:val="en-US"/>
-        </w:rPr>
-      </w:pPr>
-      <w:r>
-        <w:rPr>
-          <w:rStyle w:val="a3"/>
-          <w:rFonts w:ascii="Arial" w:hAnsi="Arial" w:cs="Arial"/>
-          <w:b w:val="0"/>
-          <w:color w:val="666D70"/>
-          <w:sz w:val="21"/>
-          <w:szCs w:val="21"/>
-          <w:shd w:val="clear" w:color="auto" w:fill="FFFFFF"/>
-          <w:lang w:val="en-US"/>
-        </w:rPr>
         <w:t>echo "Summa = $summa"</w:t>
       </w:r>
     </w:p>
@@ -4105,7 +4078,7 @@
 </file>
 
 <file path=word/styles.xml><?xml version="1.0" encoding="utf-8"?>
-<w:styles xmlns:mc="http://schemas.openxmlformats.org/markup-compatibility/2006" xmlns:r="http://schemas.openxmlformats.org/officeDocument/2006/relationships" xmlns:w="http://schemas.openxmlformats.org/wordprocessingml/2006/main" xmlns:w14="http://schemas.microsoft.com/office/word/2010/wordml" xmlns:w15="http://schemas.microsoft.com/office/word/2012/wordml" mc:Ignorable="w14 w15">
+<w:styles xmlns:mc="http://schemas.openxmlformats.org/markup-compatibility/2006" xmlns:r="http://schemas.openxmlformats.org/officeDocument/2006/relationships" xmlns:w="http://schemas.openxmlformats.org/wordprocessingml/2006/main" xmlns:w14="http://schemas.microsoft.com/office/word/2010/wordml" xmlns:w15="http://schemas.microsoft.com/office/word/2012/wordml" xmlns:w16se="http://schemas.microsoft.com/office/word/2015/wordml/symex" mc:Ignorable="w14 w15 w16se">
   <w:docDefaults>
     <w:rPrDefault>
       <w:rPr>
